--- a/examples/clone-linh-mit-ga-ran/export_batch/03_PROMPTS_VOICE_HANG_LOAT.docx
+++ b/examples/clone-linh-mit-ga-ran/export_batch/03_PROMPTS_VOICE_HANG_LOAT.docx
@@ -29,7 +29,7 @@
           <w:color w:val="64748B"/>
           <w:sz w:val="20"/>
         </w:rPr>
-        <w:t>Dự án: Cú Lừa Gà Rán &amp; Pha Liếc Xéo Huyền Thoại • 100% Giọng Miền Nam</w:t>
+        <w:t>Dự án: Cú Lừa Gà Rán &amp; Pha Liếc Xéo Huyền Thoại • Chuẩn 2 Cảnh x 10.0s • 100% Giọng Miền Nam</w:t>
       </w:r>
     </w:p>
     <w:p>
@@ -43,7 +43,7 @@
           <w:color w:val="C2410C"/>
           <w:sz w:val="19"/>
         </w:rPr>
-        <w:t>Định dạng Tool Batch: Lời thoại tiếng Việt sạch 100%, không nhãn người nói, không chú thích SFX. Mỗi cảnh là đúng 1 đoạn văn liên tục xuống dòng (1 cảnh = đúng 1 đoạn văn sạch).</w:t>
+        <w:t>Định dạng Tool Batch: Lời thoại tiếng Việt sạch 100%, không nhãn người nói, không chú thích SFX. Mỗi cảnh là đúng 1 đoạn văn liên tục xuống dòng (2 cảnh = đúng 2 đoạn văn sạch).</w:t>
       </w:r>
     </w:p>
     <w:p>
@@ -57,7 +57,21 @@
           <w:color w:val="1E293B"/>
           <w:sz w:val="23"/>
         </w:rPr>
-        <w:t>Nguội rồi nè, há miệng to ba đút cho công chúa nhen! Ưm ngon quá ba ơi! Mẹ kì zậy... con thổi nguội gòi mà mẹ ăn hết trơn!</w:t>
+        <w:t>Nguội rồi nè, há miệng to ba đút cho công chúa nhen! Ưm giòn ngon quá ba ơi!</w:t>
+      </w:r>
+    </w:p>
+    <w:p>
+      <w:pPr>
+        <w:spacing w:before="0" w:after="280" w:line="276" w:lineRule="auto"/>
+      </w:pPr>
+      <w:r>
+        <w:rPr>
+          <w:rFonts w:ascii="Segoe UI" w:hAnsi="Segoe UI"/>
+          <w:b w:val="0"/>
+          <w:color w:val="1E293B"/>
+          <w:sz w:val="23"/>
+        </w:rPr>
+        <w:t>Mẹ kì zậy... con thổi nguội gòi mà mẹ ăn hết trơn!</w:t>
       </w:r>
     </w:p>
     <w:sectPr>
